--- a/보고서/MARCO_Phase3_결과보고서.docx
+++ b/보고서/MARCO_Phase3_결과보고서.docx
@@ -3585,7 +3585,7 @@
           <w:sz w:val="32"/>
           <w:szCs w:val="32"/>
         </w:rPr>
-        <w:t xml:space="preserve">6. 결론</w:t>
+        <w:t xml:space="preserve">6. 결론 및 다음 단계</w:t>
       </w:r>
     </w:p>
     <w:p>
@@ -3598,7 +3598,7 @@
           <w:sz w:val="22"/>
           <w:szCs w:val="22"/>
         </w:rPr>
-        <w:t xml:space="preserve">CAN1↔CAN2 게이트웨이의 최소 기능 프로토타입이 물리 계층까지 포함해 검증됐다. 신규 메시지 전달과 ID 대역 매크로화까지 완료해, 개념 검증(MVP) 단계는 완료됐다.</w:t>
+        <w:t xml:space="preserve">CAN1↔CAN2 게이트웨이의 최소 기능 프로토타입이 물리 계층까지 포함해 검증됐다. 신규 메시지 전달과 ID 대역 매크로화까지 완료해, 개념 검증(MVP) 단계는 사실상 마무리됐다. 다음 단계는 이 프로토타입을 정식 설계로 확장하는 것이다.</w:t>
       </w:r>
     </w:p>
     <w:p>
@@ -3697,6 +3697,473 @@
       </w:tr>
     </w:tbl>
     <w:p>
+      <w:pPr>
+        <w:spacing w:after="60"/>
+      </w:pPr>
+    </w:p>
+    <w:tbl>
+      <w:tblPr>
+        <w:tblW w:type="dxa" w:w="9360"/>
+        <w:tblBorders>
+          <w:top w:val="single" w:color="auto" w:sz="4"/>
+          <w:left w:val="single" w:color="auto" w:sz="4"/>
+          <w:bottom w:val="single" w:color="auto" w:sz="4"/>
+          <w:right w:val="single" w:color="auto" w:sz="4"/>
+          <w:insideH w:val="single" w:color="auto" w:sz="4"/>
+          <w:insideV w:val="single" w:color="auto" w:sz="4"/>
+        </w:tblBorders>
+      </w:tblPr>
+      <w:tblGrid>
+        <w:gridCol w:w="900"/>
+        <w:gridCol w:w="8460"/>
+      </w:tblGrid>
+      <w:tr>
+        <w:trPr>
+          <w:tblHeader/>
+        </w:trPr>
+        <w:tc>
+          <w:tcPr>
+            <w:tcW w:type="dxa" w:w="900"/>
+            <w:shd w:fill="0F6E56"/>
+            <w:tcMar>
+              <w:top w:type="dxa" w:w="80"/>
+              <w:left w:type="dxa" w:w="140"/>
+              <w:bottom w:type="dxa" w:w="80"/>
+              <w:right w:type="dxa" w:w="140"/>
+            </w:tcMar>
+          </w:tcPr>
+          <w:p>
+            <w:pPr>
+              <w:spacing w:after="0"/>
+            </w:pPr>
+            <w:r>
+              <w:rPr>
+                <w:rFonts w:ascii="Malgun Gothic" w:cs="Malgun Gothic" w:eastAsia="Malgun Gothic" w:hAnsi="Malgun Gothic"/>
+                <w:b/>
+                <w:bCs/>
+                <w:color w:val="FFFFFF"/>
+                <w:sz w:val="20"/>
+                <w:szCs w:val="20"/>
+              </w:rPr>
+              <w:t xml:space="preserve">순서</w:t>
+            </w:r>
+          </w:p>
+        </w:tc>
+        <w:tc>
+          <w:tcPr>
+            <w:tcW w:type="dxa" w:w="8460"/>
+            <w:shd w:fill="0F6E56"/>
+            <w:tcMar>
+              <w:top w:type="dxa" w:w="80"/>
+              <w:left w:type="dxa" w:w="140"/>
+              <w:bottom w:type="dxa" w:w="80"/>
+              <w:right w:type="dxa" w:w="140"/>
+            </w:tcMar>
+          </w:tcPr>
+          <w:p>
+            <w:pPr>
+              <w:spacing w:after="0"/>
+            </w:pPr>
+            <w:r>
+              <w:rPr>
+                <w:rFonts w:ascii="Malgun Gothic" w:cs="Malgun Gothic" w:eastAsia="Malgun Gothic" w:hAnsi="Malgun Gothic"/>
+                <w:b/>
+                <w:bCs/>
+                <w:color w:val="FFFFFF"/>
+                <w:sz w:val="20"/>
+                <w:szCs w:val="20"/>
+              </w:rPr>
+              <w:t xml:space="preserve">작업</w:t>
+            </w:r>
+          </w:p>
+        </w:tc>
+      </w:tr>
+      <w:tr>
+        <w:tc>
+          <w:tcPr>
+            <w:tcW w:type="dxa" w:w="900"/>
+            <w:tcBorders>
+              <w:top w:val="single" w:color="CCCCCC" w:sz="1"/>
+              <w:left w:val="single" w:color="CCCCCC" w:sz="1"/>
+              <w:bottom w:val="single" w:color="CCCCCC" w:sz="1"/>
+              <w:right w:val="single" w:color="CCCCCC" w:sz="1"/>
+            </w:tcBorders>
+            <w:shd w:fill="FFFFFF"/>
+            <w:tcMar>
+              <w:top w:type="dxa" w:w="60"/>
+              <w:left w:type="dxa" w:w="140"/>
+              <w:bottom w:type="dxa" w:w="60"/>
+              <w:right w:type="dxa" w:w="140"/>
+            </w:tcMar>
+          </w:tcPr>
+          <w:p>
+            <w:pPr>
+              <w:spacing w:after="0"/>
+            </w:pPr>
+            <w:r>
+              <w:rPr>
+                <w:rFonts w:ascii="Malgun Gothic" w:cs="Malgun Gothic" w:eastAsia="Malgun Gothic" w:hAnsi="Malgun Gothic"/>
+                <w:sz w:val="20"/>
+                <w:szCs w:val="20"/>
+              </w:rPr>
+              <w:t xml:space="preserve">1</w:t>
+            </w:r>
+          </w:p>
+        </w:tc>
+        <w:tc>
+          <w:tcPr>
+            <w:tcW w:type="dxa" w:w="8460"/>
+            <w:tcBorders>
+              <w:top w:val="single" w:color="CCCCCC" w:sz="1"/>
+              <w:left w:val="single" w:color="CCCCCC" w:sz="1"/>
+              <w:bottom w:val="single" w:color="CCCCCC" w:sz="1"/>
+              <w:right w:val="single" w:color="CCCCCC" w:sz="1"/>
+            </w:tcBorders>
+            <w:shd w:fill="FFFFFF"/>
+            <w:tcMar>
+              <w:top w:type="dxa" w:w="60"/>
+              <w:left w:type="dxa" w:w="140"/>
+              <w:bottom w:type="dxa" w:w="60"/>
+              <w:right w:type="dxa" w:w="140"/>
+            </w:tcMar>
+          </w:tcPr>
+          <w:p>
+            <w:pPr>
+              <w:spacing w:after="0"/>
+            </w:pPr>
+            <w:r>
+              <w:rPr>
+                <w:rFonts w:ascii="Malgun Gothic" w:cs="Malgun Gothic" w:eastAsia="Malgun Gothic" w:hAnsi="Malgun Gothic"/>
+                <w:sz w:val="20"/>
+                <w:szCs w:val="20"/>
+              </w:rPr>
+              <w:t xml:space="preserve">DBC 파일 설계 착수 — 메시지/신호 목록 정리, ID 대역(버스A용/버스B용) 확정</w:t>
+            </w:r>
+          </w:p>
+        </w:tc>
+      </w:tr>
+      <w:tr>
+        <w:tc>
+          <w:tcPr>
+            <w:tcW w:type="dxa" w:w="900"/>
+            <w:tcBorders>
+              <w:top w:val="single" w:color="CCCCCC" w:sz="1"/>
+              <w:left w:val="single" w:color="CCCCCC" w:sz="1"/>
+              <w:bottom w:val="single" w:color="CCCCCC" w:sz="1"/>
+              <w:right w:val="single" w:color="CCCCCC" w:sz="1"/>
+            </w:tcBorders>
+            <w:shd w:fill="F1EFE8"/>
+            <w:tcMar>
+              <w:top w:type="dxa" w:w="60"/>
+              <w:left w:type="dxa" w:w="140"/>
+              <w:bottom w:type="dxa" w:w="60"/>
+              <w:right w:type="dxa" w:w="140"/>
+            </w:tcMar>
+          </w:tcPr>
+          <w:p>
+            <w:pPr>
+              <w:spacing w:after="0"/>
+            </w:pPr>
+            <w:r>
+              <w:rPr>
+                <w:rFonts w:ascii="Malgun Gothic" w:cs="Malgun Gothic" w:eastAsia="Malgun Gothic" w:hAnsi="Malgun Gothic"/>
+                <w:sz w:val="20"/>
+                <w:szCs w:val="20"/>
+              </w:rPr>
+              <w:t xml:space="preserve">2</w:t>
+            </w:r>
+          </w:p>
+        </w:tc>
+        <w:tc>
+          <w:tcPr>
+            <w:tcW w:type="dxa" w:w="8460"/>
+            <w:tcBorders>
+              <w:top w:val="single" w:color="CCCCCC" w:sz="1"/>
+              <w:left w:val="single" w:color="CCCCCC" w:sz="1"/>
+              <w:bottom w:val="single" w:color="CCCCCC" w:sz="1"/>
+              <w:right w:val="single" w:color="CCCCCC" w:sz="1"/>
+            </w:tcBorders>
+            <w:shd w:fill="F1EFE8"/>
+            <w:tcMar>
+              <w:top w:type="dxa" w:w="60"/>
+              <w:left w:type="dxa" w:w="140"/>
+              <w:bottom w:type="dxa" w:w="60"/>
+              <w:right w:type="dxa" w:w="140"/>
+            </w:tcMar>
+          </w:tcPr>
+          <w:p>
+            <w:pPr>
+              <w:spacing w:after="0"/>
+            </w:pPr>
+            <w:r>
+              <w:rPr>
+                <w:rFonts w:ascii="Malgun Gothic" w:cs="Malgun Gothic" w:eastAsia="Malgun Gothic" w:hAnsi="Malgun Gothic"/>
+                <w:sz w:val="20"/>
+                <w:szCs w:val="20"/>
+              </w:rPr>
+              <w:t xml:space="preserve">ID 대역 매크로를 부등호 기반 범위 비교로 확장 (노드 다수 대응)</w:t>
+            </w:r>
+          </w:p>
+        </w:tc>
+      </w:tr>
+      <w:tr>
+        <w:tc>
+          <w:tcPr>
+            <w:tcW w:type="dxa" w:w="900"/>
+            <w:tcBorders>
+              <w:top w:val="single" w:color="CCCCCC" w:sz="1"/>
+              <w:left w:val="single" w:color="CCCCCC" w:sz="1"/>
+              <w:bottom w:val="single" w:color="CCCCCC" w:sz="1"/>
+              <w:right w:val="single" w:color="CCCCCC" w:sz="1"/>
+            </w:tcBorders>
+            <w:shd w:fill="FFFFFF"/>
+            <w:tcMar>
+              <w:top w:type="dxa" w:w="60"/>
+              <w:left w:type="dxa" w:w="140"/>
+              <w:bottom w:type="dxa" w:w="60"/>
+              <w:right w:type="dxa" w:w="140"/>
+            </w:tcMar>
+          </w:tcPr>
+          <w:p>
+            <w:pPr>
+              <w:spacing w:after="0"/>
+            </w:pPr>
+            <w:r>
+              <w:rPr>
+                <w:rFonts w:ascii="Malgun Gothic" w:cs="Malgun Gothic" w:eastAsia="Malgun Gothic" w:hAnsi="Malgun Gothic"/>
+                <w:sz w:val="20"/>
+                <w:szCs w:val="20"/>
+              </w:rPr>
+              <w:t xml:space="preserve">3</w:t>
+            </w:r>
+          </w:p>
+        </w:tc>
+        <w:tc>
+          <w:tcPr>
+            <w:tcW w:type="dxa" w:w="8460"/>
+            <w:tcBorders>
+              <w:top w:val="single" w:color="CCCCCC" w:sz="1"/>
+              <w:left w:val="single" w:color="CCCCCC" w:sz="1"/>
+              <w:bottom w:val="single" w:color="CCCCCC" w:sz="1"/>
+              <w:right w:val="single" w:color="CCCCCC" w:sz="1"/>
+            </w:tcBorders>
+            <w:shd w:fill="FFFFFF"/>
+            <w:tcMar>
+              <w:top w:type="dxa" w:w="60"/>
+              <w:left w:type="dxa" w:w="140"/>
+              <w:bottom w:type="dxa" w:w="60"/>
+              <w:right w:type="dxa" w:w="140"/>
+            </w:tcMar>
+          </w:tcPr>
+          <w:p>
+            <w:pPr>
+              <w:spacing w:after="0"/>
+            </w:pPr>
+            <w:r>
+              <w:rPr>
+                <w:rFonts w:ascii="Malgun Gothic" w:cs="Malgun Gothic" w:eastAsia="Malgun Gothic" w:hAnsi="Malgun Gothic"/>
+                <w:sz w:val="20"/>
+                <w:szCs w:val="20"/>
+              </w:rPr>
+              <w:t xml:space="preserve">두 버스를 완전히 분리하고 각 버스에 최소 1개 이상의 추가 노드를 연결해 진짜 2-버스 구성으로 확장</w:t>
+            </w:r>
+          </w:p>
+        </w:tc>
+      </w:tr>
+      <w:tr>
+        <w:tc>
+          <w:tcPr>
+            <w:tcW w:type="dxa" w:w="900"/>
+            <w:tcBorders>
+              <w:top w:val="single" w:color="CCCCCC" w:sz="1"/>
+              <w:left w:val="single" w:color="CCCCCC" w:sz="1"/>
+              <w:bottom w:val="single" w:color="CCCCCC" w:sz="1"/>
+              <w:right w:val="single" w:color="CCCCCC" w:sz="1"/>
+            </w:tcBorders>
+            <w:shd w:fill="F1EFE8"/>
+            <w:tcMar>
+              <w:top w:type="dxa" w:w="60"/>
+              <w:left w:type="dxa" w:w="140"/>
+              <w:bottom w:type="dxa" w:w="60"/>
+              <w:right w:type="dxa" w:w="140"/>
+            </w:tcMar>
+          </w:tcPr>
+          <w:p>
+            <w:pPr>
+              <w:spacing w:after="0"/>
+            </w:pPr>
+            <w:r>
+              <w:rPr>
+                <w:rFonts w:ascii="Malgun Gothic" w:cs="Malgun Gothic" w:eastAsia="Malgun Gothic" w:hAnsi="Malgun Gothic"/>
+                <w:sz w:val="20"/>
+                <w:szCs w:val="20"/>
+              </w:rPr>
+              <w:t xml:space="preserve">4</w:t>
+            </w:r>
+          </w:p>
+        </w:tc>
+        <w:tc>
+          <w:tcPr>
+            <w:tcW w:type="dxa" w:w="8460"/>
+            <w:tcBorders>
+              <w:top w:val="single" w:color="CCCCCC" w:sz="1"/>
+              <w:left w:val="single" w:color="CCCCCC" w:sz="1"/>
+              <w:bottom w:val="single" w:color="CCCCCC" w:sz="1"/>
+              <w:right w:val="single" w:color="CCCCCC" w:sz="1"/>
+            </w:tcBorders>
+            <w:shd w:fill="F1EFE8"/>
+            <w:tcMar>
+              <w:top w:type="dxa" w:w="60"/>
+              <w:left w:type="dxa" w:w="140"/>
+              <w:bottom w:type="dxa" w:w="60"/>
+              <w:right w:type="dxa" w:w="140"/>
+            </w:tcMar>
+          </w:tcPr>
+          <w:p>
+            <w:pPr>
+              <w:spacing w:after="0"/>
+            </w:pPr>
+            <w:r>
+              <w:rPr>
+                <w:rFonts w:ascii="Malgun Gothic" w:cs="Malgun Gothic" w:eastAsia="Malgun Gothic" w:hAnsi="Malgun Gothic"/>
+                <w:sz w:val="20"/>
+                <w:szCs w:val="20"/>
+              </w:rPr>
+              <w:t xml:space="preserve">필요 시 하드웨어 필터 뱅크로 루프 방지 로직을 이전해 CPU 부하 경감</w:t>
+            </w:r>
+          </w:p>
+        </w:tc>
+      </w:tr>
+      <w:tr>
+        <w:tc>
+          <w:tcPr>
+            <w:tcW w:type="dxa" w:w="900"/>
+            <w:tcBorders>
+              <w:top w:val="single" w:color="CCCCCC" w:sz="1"/>
+              <w:left w:val="single" w:color="CCCCCC" w:sz="1"/>
+              <w:bottom w:val="single" w:color="CCCCCC" w:sz="1"/>
+              <w:right w:val="single" w:color="CCCCCC" w:sz="1"/>
+            </w:tcBorders>
+            <w:shd w:fill="FFFFFF"/>
+            <w:tcMar>
+              <w:top w:type="dxa" w:w="60"/>
+              <w:left w:type="dxa" w:w="140"/>
+              <w:bottom w:type="dxa" w:w="60"/>
+              <w:right w:type="dxa" w:w="140"/>
+            </w:tcMar>
+          </w:tcPr>
+          <w:p>
+            <w:pPr>
+              <w:spacing w:after="0"/>
+            </w:pPr>
+            <w:r>
+              <w:rPr>
+                <w:rFonts w:ascii="Malgun Gothic" w:cs="Malgun Gothic" w:eastAsia="Malgun Gothic" w:hAnsi="Malgun Gothic"/>
+                <w:sz w:val="20"/>
+                <w:szCs w:val="20"/>
+              </w:rPr>
+              <w:t xml:space="preserve">5</w:t>
+            </w:r>
+          </w:p>
+        </w:tc>
+        <w:tc>
+          <w:tcPr>
+            <w:tcW w:type="dxa" w:w="8460"/>
+            <w:tcBorders>
+              <w:top w:val="single" w:color="CCCCCC" w:sz="1"/>
+              <w:left w:val="single" w:color="CCCCCC" w:sz="1"/>
+              <w:bottom w:val="single" w:color="CCCCCC" w:sz="1"/>
+              <w:right w:val="single" w:color="CCCCCC" w:sz="1"/>
+            </w:tcBorders>
+            <w:shd w:fill="FFFFFF"/>
+            <w:tcMar>
+              <w:top w:type="dxa" w:w="60"/>
+              <w:left w:type="dxa" w:w="140"/>
+              <w:bottom w:type="dxa" w:w="60"/>
+              <w:right w:type="dxa" w:w="140"/>
+            </w:tcMar>
+          </w:tcPr>
+          <w:p>
+            <w:pPr>
+              <w:spacing w:after="0"/>
+            </w:pPr>
+            <w:r>
+              <w:rPr>
+                <w:rFonts w:ascii="Malgun Gothic" w:cs="Malgun Gothic" w:eastAsia="Malgun Gothic" w:hAnsi="Malgun Gothic"/>
+                <w:sz w:val="20"/>
+                <w:szCs w:val="20"/>
+              </w:rPr>
+              <w:t xml:space="preserve">CAN 메시지 → 모터 제어 통합 (Phase 3.5, 로드맵에 신규 추가된 항목)</w:t>
+            </w:r>
+          </w:p>
+        </w:tc>
+      </w:tr>
+      <w:tr>
+        <w:tc>
+          <w:tcPr>
+            <w:tcW w:type="dxa" w:w="900"/>
+            <w:tcBorders>
+              <w:top w:val="single" w:color="CCCCCC" w:sz="1"/>
+              <w:left w:val="single" w:color="CCCCCC" w:sz="1"/>
+              <w:bottom w:val="single" w:color="CCCCCC" w:sz="1"/>
+              <w:right w:val="single" w:color="CCCCCC" w:sz="1"/>
+            </w:tcBorders>
+            <w:shd w:fill="F1EFE8"/>
+            <w:tcMar>
+              <w:top w:type="dxa" w:w="60"/>
+              <w:left w:type="dxa" w:w="140"/>
+              <w:bottom w:type="dxa" w:w="60"/>
+              <w:right w:type="dxa" w:w="140"/>
+            </w:tcMar>
+          </w:tcPr>
+          <w:p>
+            <w:pPr>
+              <w:spacing w:after="0"/>
+            </w:pPr>
+            <w:r>
+              <w:rPr>
+                <w:rFonts w:ascii="Malgun Gothic" w:cs="Malgun Gothic" w:eastAsia="Malgun Gothic" w:hAnsi="Malgun Gothic"/>
+                <w:sz w:val="20"/>
+                <w:szCs w:val="20"/>
+              </w:rPr>
+              <w:t xml:space="preserve">6</w:t>
+            </w:r>
+          </w:p>
+        </w:tc>
+        <w:tc>
+          <w:tcPr>
+            <w:tcW w:type="dxa" w:w="8460"/>
+            <w:tcBorders>
+              <w:top w:val="single" w:color="CCCCCC" w:sz="1"/>
+              <w:left w:val="single" w:color="CCCCCC" w:sz="1"/>
+              <w:bottom w:val="single" w:color="CCCCCC" w:sz="1"/>
+              <w:right w:val="single" w:color="CCCCCC" w:sz="1"/>
+            </w:tcBorders>
+            <w:shd w:fill="F1EFE8"/>
+            <w:tcMar>
+              <w:top w:type="dxa" w:w="60"/>
+              <w:left w:type="dxa" w:w="140"/>
+              <w:bottom w:type="dxa" w:w="60"/>
+              <w:right w:type="dxa" w:w="140"/>
+            </w:tcMar>
+          </w:tcPr>
+          <w:p>
+            <w:pPr>
+              <w:spacing w:after="0"/>
+            </w:pPr>
+            <w:r>
+              <w:rPr>
+                <w:rFonts w:ascii="Malgun Gothic" w:cs="Malgun Gothic" w:eastAsia="Malgun Gothic" w:hAnsi="Malgun Gothic"/>
+                <w:sz w:val="20"/>
+                <w:szCs w:val="20"/>
+              </w:rPr>
+              <w:t xml:space="preserve">HIL(Hardware-in-the-Loop) 테스트 시나리오 설계</w:t>
+            </w:r>
+          </w:p>
+        </w:tc>
+      </w:tr>
+    </w:tbl>
+    <w:p>
       <w:r>
         <w:br w:type="page"/>
       </w:r>
@@ -4326,6 +4793,1173 @@
                 <w:sz w:val="20"/>
               </w:rPr>
               <w:t>Phase 5 이후로 이관</w:t>
+            </w:r>
+          </w:p>
+        </w:tc>
+      </w:tr>
+    </w:tbl>
+    <w:p>
+      <w:r>
+        <w:br w:type="page"/>
+      </w:r>
+    </w:p>
+    <w:p>
+      <w:pPr>
+        <w:spacing w:before="320" w:after="160"/>
+      </w:pPr>
+      <w:r>
+        <w:rPr>
+          <w:b/>
+          <w:color w:val="0F6E56"/>
+          <w:sz w:val="32"/>
+        </w:rPr>
+        <w:t>8. Phase 3.5 — CAN 명령과 모터 제어 통합</w:t>
+      </w:r>
+    </w:p>
+    <w:p>
+      <w:pPr>
+        <w:spacing w:after="120"/>
+      </w:pPr>
+      <w:r>
+        <w:rPr>
+          <w:sz w:val="22"/>
+        </w:rPr>
+        <w:t>DBC로 설계한 MotorCommand 메시지를 실제로 수신해 모터를 구동하고, 가변저항 값을 실시간으로 CAN 메시지에 실어 보내는 전체 체인(가변저항 → ADC → CAN1 → 물리 버스 → CAN2 → 모터)을 완성했다.</w:t>
+      </w:r>
+    </w:p>
+    <w:p>
+      <w:pPr>
+        <w:spacing w:before="200" w:after="120"/>
+      </w:pPr>
+      <w:r>
+        <w:rPr>
+          <w:b/>
+          <w:sz w:val="26"/>
+        </w:rPr>
+        <w:t>8.1 데이터 흐름</w:t>
+      </w:r>
+    </w:p>
+    <w:p>
+      <w:pPr>
+        <w:spacing w:after="120"/>
+      </w:pPr>
+      <w:r>
+        <w:rPr>
+          <w:sz w:val="22"/>
+        </w:rPr>
+        <w:t>가변저항의 아날로그 전압이 ADC로 디지털화되어 CAN1에서 MotorCommand 메시지로 만들어지고, 물리적 CAN 버스(트랜시버1→전선→트랜시버2)를 거쳐 CAN2가 수신·해석한 뒤 모터 제어 함수를 통해 실제 모터가 회전한다.</w:t>
+      </w:r>
+    </w:p>
+    <w:tbl>
+      <w:tblPr>
+        <w:tblW w:type="auto" w:w="0"/>
+        <w:tblLook w:firstColumn="1" w:firstRow="1" w:lastColumn="0" w:lastRow="0" w:noHBand="0" w:noVBand="1" w:val="04A0"/>
+      </w:tblPr>
+      <w:tblGrid>
+        <w:gridCol w:w="9386"/>
+      </w:tblGrid>
+      <w:tr>
+        <w:tc>
+          <w:tcPr>
+            <w:tcW w:type="dxa" w:w="9386"/>
+            <w:shd w:fill="2B2B2B"/>
+          </w:tcPr>
+          <w:p>
+            <w:pPr>
+              <w:spacing w:after="0"/>
+            </w:pPr>
+            <w:r/>
+            <w:r>
+              <w:rPr>
+                <w:rFonts w:ascii="Consolas" w:hAnsi="Consolas"/>
+                <w:color w:val="E6E6E6"/>
+                <w:sz w:val="19"/>
+              </w:rPr>
+              <w:t>가변저항 --&gt; ADC(PC3) --&gt; CAN1 송신(MotorCommand)</w:t>
+            </w:r>
+          </w:p>
+          <w:p>
+            <w:pPr>
+              <w:spacing w:after="0"/>
+            </w:pPr>
+            <w:r>
+              <w:rPr>
+                <w:rFonts w:ascii="Consolas" w:hAnsi="Consolas"/>
+                <w:color w:val="E6E6E6"/>
+                <w:sz w:val="19"/>
+              </w:rPr>
+              <w:t xml:space="preserve">  --&gt; 물리적 버스(트랜시버1-트랜시버2) --&gt; CAN2 수신/파싱</w:t>
+            </w:r>
+          </w:p>
+          <w:p>
+            <w:pPr>
+              <w:spacing w:after="0"/>
+            </w:pPr>
+            <w:r>
+              <w:rPr>
+                <w:rFonts w:ascii="Consolas" w:hAnsi="Consolas"/>
+                <w:color w:val="E6E6E6"/>
+                <w:sz w:val="19"/>
+              </w:rPr>
+              <w:t xml:space="preserve">  --&gt; Motor_*_Bare() --&gt; TB6612FNG --&gt; 모터 회전</w:t>
+            </w:r>
+          </w:p>
+        </w:tc>
+      </w:tr>
+    </w:tbl>
+    <w:p>
+      <w:pPr>
+        <w:spacing w:before="200" w:after="120"/>
+      </w:pPr>
+      <w:r>
+        <w:rPr>
+          <w:b/>
+          <w:sz w:val="26"/>
+        </w:rPr>
+        <w:t>8.2 구현 — CAN2 수신 핸들러 확장</w:t>
+      </w:r>
+    </w:p>
+    <w:tbl>
+      <w:tblPr>
+        <w:tblW w:type="auto" w:w="0"/>
+        <w:tblLook w:firstColumn="1" w:firstRow="1" w:lastColumn="0" w:lastRow="0" w:noHBand="0" w:noVBand="1" w:val="04A0"/>
+      </w:tblPr>
+      <w:tblGrid>
+        <w:gridCol w:w="9386"/>
+      </w:tblGrid>
+      <w:tr>
+        <w:tc>
+          <w:tcPr>
+            <w:tcW w:type="dxa" w:w="9386"/>
+            <w:shd w:fill="2B2B2B"/>
+          </w:tcPr>
+          <w:p>
+            <w:pPr>
+              <w:spacing w:after="0"/>
+            </w:pPr>
+            <w:r/>
+            <w:r>
+              <w:rPr>
+                <w:rFonts w:ascii="Consolas" w:hAnsi="Consolas"/>
+                <w:color w:val="E6E6E6"/>
+                <w:sz w:val="19"/>
+              </w:rPr>
+              <w:t>if (rxId==ID_MOTOR_COMMAND){</w:t>
+            </w:r>
+          </w:p>
+          <w:p>
+            <w:pPr>
+              <w:spacing w:after="0"/>
+            </w:pPr>
+            <w:r>
+              <w:rPr>
+                <w:rFonts w:ascii="Consolas" w:hAnsi="Consolas"/>
+                <w:color w:val="E6E6E6"/>
+                <w:sz w:val="19"/>
+              </w:rPr>
+              <w:t xml:space="preserve">    uint8_t direction = data0 &amp; 0xFF;</w:t>
+            </w:r>
+          </w:p>
+          <w:p>
+            <w:pPr>
+              <w:spacing w:after="0"/>
+            </w:pPr>
+            <w:r>
+              <w:rPr>
+                <w:rFonts w:ascii="Consolas" w:hAnsi="Consolas"/>
+                <w:color w:val="E6E6E6"/>
+                <w:sz w:val="19"/>
+              </w:rPr>
+              <w:t xml:space="preserve">    uint16_t targetDuty = (data0 &gt;&gt; 8) &amp; 0xFFFF;</w:t>
+            </w:r>
+          </w:p>
+          <w:p>
+            <w:pPr>
+              <w:spacing w:after="0"/>
+            </w:pPr>
+            <w:r>
+              <w:rPr>
+                <w:rFonts w:ascii="Consolas" w:hAnsi="Consolas"/>
+                <w:color w:val="E6E6E6"/>
+                <w:sz w:val="19"/>
+              </w:rPr>
+              <w:t xml:space="preserve">    printf("MotorCommand: dir=%d duty=%d\r\n", direction, targetDuty);</w:t>
+            </w:r>
+          </w:p>
+          <w:p>
+            <w:pPr>
+              <w:spacing w:after="0"/>
+            </w:pPr>
+            <w:r>
+              <w:rPr>
+                <w:rFonts w:ascii="Consolas" w:hAnsi="Consolas"/>
+                <w:color w:val="E6E6E6"/>
+                <w:sz w:val="19"/>
+              </w:rPr>
+            </w:r>
+          </w:p>
+          <w:p>
+            <w:pPr>
+              <w:spacing w:after="0"/>
+            </w:pPr>
+            <w:r>
+              <w:rPr>
+                <w:rFonts w:ascii="Consolas" w:hAnsi="Consolas"/>
+                <w:color w:val="E6E6E6"/>
+                <w:sz w:val="19"/>
+              </w:rPr>
+              <w:t xml:space="preserve">    switch (direction) {</w:t>
+            </w:r>
+          </w:p>
+          <w:p>
+            <w:pPr>
+              <w:spacing w:after="0"/>
+            </w:pPr>
+            <w:r>
+              <w:rPr>
+                <w:rFonts w:ascii="Consolas" w:hAnsi="Consolas"/>
+                <w:color w:val="E6E6E6"/>
+                <w:sz w:val="19"/>
+              </w:rPr>
+              <w:t xml:space="preserve">        case DIR_FORWARD:</w:t>
+            </w:r>
+          </w:p>
+          <w:p>
+            <w:pPr>
+              <w:spacing w:after="0"/>
+            </w:pPr>
+            <w:r>
+              <w:rPr>
+                <w:rFonts w:ascii="Consolas" w:hAnsi="Consolas"/>
+                <w:color w:val="E6E6E6"/>
+                <w:sz w:val="19"/>
+              </w:rPr>
+              <w:t xml:space="preserve">            Motor_Forward_Bare();</w:t>
+            </w:r>
+          </w:p>
+          <w:p>
+            <w:pPr>
+              <w:spacing w:after="0"/>
+            </w:pPr>
+            <w:r>
+              <w:rPr>
+                <w:rFonts w:ascii="Consolas" w:hAnsi="Consolas"/>
+                <w:color w:val="E6E6E6"/>
+                <w:sz w:val="19"/>
+              </w:rPr>
+              <w:t xml:space="preserve">            Motor_SetSpeed_Bare(targetDuty);</w:t>
+            </w:r>
+          </w:p>
+          <w:p>
+            <w:pPr>
+              <w:spacing w:after="0"/>
+            </w:pPr>
+            <w:r>
+              <w:rPr>
+                <w:rFonts w:ascii="Consolas" w:hAnsi="Consolas"/>
+                <w:color w:val="E6E6E6"/>
+                <w:sz w:val="19"/>
+              </w:rPr>
+              <w:t xml:space="preserve">            break;</w:t>
+            </w:r>
+          </w:p>
+          <w:p>
+            <w:pPr>
+              <w:spacing w:after="0"/>
+            </w:pPr>
+            <w:r>
+              <w:rPr>
+                <w:rFonts w:ascii="Consolas" w:hAnsi="Consolas"/>
+                <w:color w:val="E6E6E6"/>
+                <w:sz w:val="19"/>
+              </w:rPr>
+              <w:t xml:space="preserve">        case DIR_REVERSE:</w:t>
+            </w:r>
+          </w:p>
+          <w:p>
+            <w:pPr>
+              <w:spacing w:after="0"/>
+            </w:pPr>
+            <w:r>
+              <w:rPr>
+                <w:rFonts w:ascii="Consolas" w:hAnsi="Consolas"/>
+                <w:color w:val="E6E6E6"/>
+                <w:sz w:val="19"/>
+              </w:rPr>
+              <w:t xml:space="preserve">            Motor_Backward_Bare();</w:t>
+            </w:r>
+          </w:p>
+          <w:p>
+            <w:pPr>
+              <w:spacing w:after="0"/>
+            </w:pPr>
+            <w:r>
+              <w:rPr>
+                <w:rFonts w:ascii="Consolas" w:hAnsi="Consolas"/>
+                <w:color w:val="E6E6E6"/>
+                <w:sz w:val="19"/>
+              </w:rPr>
+              <w:t xml:space="preserve">            Motor_SetSpeed_Bare(targetDuty);</w:t>
+            </w:r>
+          </w:p>
+          <w:p>
+            <w:pPr>
+              <w:spacing w:after="0"/>
+            </w:pPr>
+            <w:r>
+              <w:rPr>
+                <w:rFonts w:ascii="Consolas" w:hAnsi="Consolas"/>
+                <w:color w:val="E6E6E6"/>
+                <w:sz w:val="19"/>
+              </w:rPr>
+              <w:t xml:space="preserve">            break;</w:t>
+            </w:r>
+          </w:p>
+          <w:p>
+            <w:pPr>
+              <w:spacing w:after="0"/>
+            </w:pPr>
+            <w:r>
+              <w:rPr>
+                <w:rFonts w:ascii="Consolas" w:hAnsi="Consolas"/>
+                <w:color w:val="E6E6E6"/>
+                <w:sz w:val="19"/>
+              </w:rPr>
+              <w:t xml:space="preserve">        case DIR_STOP:</w:t>
+            </w:r>
+          </w:p>
+          <w:p>
+            <w:pPr>
+              <w:spacing w:after="0"/>
+            </w:pPr>
+            <w:r>
+              <w:rPr>
+                <w:rFonts w:ascii="Consolas" w:hAnsi="Consolas"/>
+                <w:color w:val="E6E6E6"/>
+                <w:sz w:val="19"/>
+              </w:rPr>
+              <w:t xml:space="preserve">        default:</w:t>
+            </w:r>
+          </w:p>
+          <w:p>
+            <w:pPr>
+              <w:spacing w:after="0"/>
+            </w:pPr>
+            <w:r>
+              <w:rPr>
+                <w:rFonts w:ascii="Consolas" w:hAnsi="Consolas"/>
+                <w:color w:val="E6E6E6"/>
+                <w:sz w:val="19"/>
+              </w:rPr>
+              <w:t xml:space="preserve">            Motor_Stop_Bare();</w:t>
+            </w:r>
+          </w:p>
+          <w:p>
+            <w:pPr>
+              <w:spacing w:after="0"/>
+            </w:pPr>
+            <w:r>
+              <w:rPr>
+                <w:rFonts w:ascii="Consolas" w:hAnsi="Consolas"/>
+                <w:color w:val="E6E6E6"/>
+                <w:sz w:val="19"/>
+              </w:rPr>
+              <w:t xml:space="preserve">            break;</w:t>
+            </w:r>
+          </w:p>
+          <w:p>
+            <w:pPr>
+              <w:spacing w:after="0"/>
+            </w:pPr>
+            <w:r>
+              <w:rPr>
+                <w:rFonts w:ascii="Consolas" w:hAnsi="Consolas"/>
+                <w:color w:val="E6E6E6"/>
+                <w:sz w:val="19"/>
+              </w:rPr>
+              <w:t xml:space="preserve">    }</w:t>
+            </w:r>
+          </w:p>
+          <w:p>
+            <w:pPr>
+              <w:spacing w:after="0"/>
+            </w:pPr>
+            <w:r>
+              <w:rPr>
+                <w:rFonts w:ascii="Consolas" w:hAnsi="Consolas"/>
+                <w:color w:val="E6E6E6"/>
+                <w:sz w:val="19"/>
+              </w:rPr>
+              <w:t>}</w:t>
+            </w:r>
+          </w:p>
+        </w:tc>
+      </w:tr>
+    </w:tbl>
+    <w:p>
+      <w:pPr>
+        <w:spacing w:before="200" w:after="120"/>
+      </w:pPr>
+      <w:r>
+        <w:rPr>
+          <w:b/>
+          <w:sz w:val="26"/>
+        </w:rPr>
+        <w:t>8.3 구현 — CAN1 송신부, 가변저항 실시간 반영</w:t>
+      </w:r>
+    </w:p>
+    <w:tbl>
+      <w:tblPr>
+        <w:tblW w:type="auto" w:w="0"/>
+        <w:tblLook w:firstColumn="1" w:firstRow="1" w:lastColumn="0" w:lastRow="0" w:noHBand="0" w:noVBand="1" w:val="04A0"/>
+      </w:tblPr>
+      <w:tblGrid>
+        <w:gridCol w:w="9386"/>
+      </w:tblGrid>
+      <w:tr>
+        <w:tc>
+          <w:tcPr>
+            <w:tcW w:type="dxa" w:w="9386"/>
+            <w:shd w:fill="2B2B2B"/>
+          </w:tcPr>
+          <w:p>
+            <w:pPr>
+              <w:spacing w:after="0"/>
+            </w:pPr>
+            <w:r/>
+            <w:r>
+              <w:rPr>
+                <w:rFonts w:ascii="Consolas" w:hAnsi="Consolas"/>
+                <w:color w:val="E6E6E6"/>
+                <w:sz w:val="19"/>
+              </w:rPr>
+              <w:t>if (counter % 5 != 0) {</w:t>
+            </w:r>
+          </w:p>
+          <w:p>
+            <w:pPr>
+              <w:spacing w:after="0"/>
+            </w:pPr>
+            <w:r>
+              <w:rPr>
+                <w:rFonts w:ascii="Consolas" w:hAnsi="Consolas"/>
+                <w:color w:val="E6E6E6"/>
+                <w:sz w:val="19"/>
+              </w:rPr>
+              <w:t xml:space="preserve">    uint16_t adcValue = ADC_Read_Bare();</w:t>
+            </w:r>
+          </w:p>
+          <w:p>
+            <w:pPr>
+              <w:spacing w:after="0"/>
+            </w:pPr>
+            <w:r>
+              <w:rPr>
+                <w:rFonts w:ascii="Consolas" w:hAnsi="Consolas"/>
+                <w:color w:val="E6E6E6"/>
+                <w:sz w:val="19"/>
+              </w:rPr>
+              <w:t xml:space="preserve">    uint16_t targetDuty = ADC_ToDuty(adcValue);  // 고정값 750 -&gt; 실시간 변환</w:t>
+            </w:r>
+          </w:p>
+          <w:p>
+            <w:pPr>
+              <w:spacing w:after="0"/>
+            </w:pPr>
+            <w:r>
+              <w:rPr>
+                <w:rFonts w:ascii="Consolas" w:hAnsi="Consolas"/>
+                <w:color w:val="E6E6E6"/>
+                <w:sz w:val="19"/>
+              </w:rPr>
+              <w:t xml:space="preserve">    uint8_t direction = DIR_FORWARD;</w:t>
+            </w:r>
+          </w:p>
+          <w:p>
+            <w:pPr>
+              <w:spacing w:after="0"/>
+            </w:pPr>
+            <w:r>
+              <w:rPr>
+                <w:rFonts w:ascii="Consolas" w:hAnsi="Consolas"/>
+                <w:color w:val="E6E6E6"/>
+                <w:sz w:val="19"/>
+              </w:rPr>
+              <w:t xml:space="preserve">    CAN1-&gt;sTxMailBox[0].TIR  = (ID_MOTOR_COMMAND &lt;&lt; 21);</w:t>
+            </w:r>
+          </w:p>
+          <w:p>
+            <w:pPr>
+              <w:spacing w:after="0"/>
+            </w:pPr>
+            <w:r>
+              <w:rPr>
+                <w:rFonts w:ascii="Consolas" w:hAnsi="Consolas"/>
+                <w:color w:val="E6E6E6"/>
+                <w:sz w:val="19"/>
+              </w:rPr>
+              <w:t xml:space="preserve">    CAN1-&gt;sTxMailBox[0].TDTR = 3;</w:t>
+            </w:r>
+          </w:p>
+          <w:p>
+            <w:pPr>
+              <w:spacing w:after="0"/>
+            </w:pPr>
+            <w:r>
+              <w:rPr>
+                <w:rFonts w:ascii="Consolas" w:hAnsi="Consolas"/>
+                <w:color w:val="E6E6E6"/>
+                <w:sz w:val="19"/>
+              </w:rPr>
+              <w:t xml:space="preserve">    CAN1-&gt;sTxMailBox[0].TDLR = direction | ((uint32_t)targetDuty &lt;&lt; 8);</w:t>
+            </w:r>
+          </w:p>
+          <w:p>
+            <w:pPr>
+              <w:spacing w:after="0"/>
+            </w:pPr>
+            <w:r>
+              <w:rPr>
+                <w:rFonts w:ascii="Consolas" w:hAnsi="Consolas"/>
+                <w:color w:val="E6E6E6"/>
+                <w:sz w:val="19"/>
+              </w:rPr>
+              <w:t xml:space="preserve">    CAN1-&gt;sTxMailBox[0].TIR |= (1&lt;&lt;0);</w:t>
+            </w:r>
+          </w:p>
+          <w:p>
+            <w:pPr>
+              <w:spacing w:after="0"/>
+            </w:pPr>
+            <w:r>
+              <w:rPr>
+                <w:rFonts w:ascii="Consolas" w:hAnsi="Consolas"/>
+                <w:color w:val="E6E6E6"/>
+                <w:sz w:val="19"/>
+              </w:rPr>
+              <w:t>}</w:t>
+            </w:r>
+          </w:p>
+        </w:tc>
+      </w:tr>
+    </w:tbl>
+    <w:p>
+      <w:pPr>
+        <w:spacing w:before="200" w:after="120"/>
+      </w:pPr>
+      <w:r>
+        <w:rPr>
+          <w:b/>
+          <w:sz w:val="26"/>
+        </w:rPr>
+        <w:t>8.4 검증 결과</w:t>
+      </w:r>
+    </w:p>
+    <w:p>
+      <w:pPr>
+        <w:spacing w:after="120"/>
+      </w:pPr>
+      <w:r>
+        <w:rPr>
+          <w:sz w:val="22"/>
+        </w:rPr>
+        <w:t>가변저항을 최소~최대까지 돌리는 동안 CAN을 거쳐 모터 duty가 실시간으로 추종하는 것을 확인했다.</w:t>
+      </w:r>
+    </w:p>
+    <w:tbl>
+      <w:tblPr>
+        <w:tblW w:type="auto" w:w="0"/>
+        <w:tblLook w:firstColumn="1" w:firstRow="1" w:lastColumn="0" w:lastRow="0" w:noHBand="0" w:noVBand="1" w:val="04A0"/>
+      </w:tblPr>
+      <w:tblGrid>
+        <w:gridCol w:w="9386"/>
+      </w:tblGrid>
+      <w:tr>
+        <w:tc>
+          <w:tcPr>
+            <w:tcW w:type="dxa" w:w="9386"/>
+            <w:shd w:fill="2B2B2B"/>
+          </w:tcPr>
+          <w:p>
+            <w:pPr>
+              <w:spacing w:after="0"/>
+            </w:pPr>
+            <w:r/>
+            <w:r>
+              <w:rPr>
+                <w:rFonts w:ascii="Consolas" w:hAnsi="Consolas"/>
+                <w:color w:val="E6E6E6"/>
+                <w:sz w:val="19"/>
+              </w:rPr>
+              <w:t>MotorCommand: dir=1 duty=556</w:t>
+            </w:r>
+          </w:p>
+          <w:p>
+            <w:pPr>
+              <w:spacing w:after="0"/>
+            </w:pPr>
+            <w:r>
+              <w:rPr>
+                <w:rFonts w:ascii="Consolas" w:hAnsi="Consolas"/>
+                <w:color w:val="E6E6E6"/>
+                <w:sz w:val="19"/>
+              </w:rPr>
+              <w:t>MotorCommand: dir=1 duty=753</w:t>
+            </w:r>
+          </w:p>
+          <w:p>
+            <w:pPr>
+              <w:spacing w:after="0"/>
+            </w:pPr>
+            <w:r>
+              <w:rPr>
+                <w:rFonts w:ascii="Consolas" w:hAnsi="Consolas"/>
+                <w:color w:val="E6E6E6"/>
+                <w:sz w:val="19"/>
+              </w:rPr>
+              <w:t>MotorCommand: dir=1 duty=951</w:t>
+            </w:r>
+          </w:p>
+          <w:p>
+            <w:pPr>
+              <w:spacing w:after="0"/>
+            </w:pPr>
+            <w:r>
+              <w:rPr>
+                <w:rFonts w:ascii="Consolas" w:hAnsi="Consolas"/>
+                <w:color w:val="E6E6E6"/>
+                <w:sz w:val="19"/>
+              </w:rPr>
+              <w:t>MotorCommand: dir=1 duty=998   (최대)</w:t>
+            </w:r>
+          </w:p>
+          <w:p>
+            <w:pPr>
+              <w:spacing w:after="0"/>
+            </w:pPr>
+            <w:r>
+              <w:rPr>
+                <w:rFonts w:ascii="Consolas" w:hAnsi="Consolas"/>
+                <w:color w:val="E6E6E6"/>
+                <w:sz w:val="19"/>
+              </w:rPr>
+              <w:t>MotorCommand: dir=1 duty=490</w:t>
+            </w:r>
+          </w:p>
+          <w:p>
+            <w:pPr>
+              <w:spacing w:after="0"/>
+            </w:pPr>
+            <w:r>
+              <w:rPr>
+                <w:rFonts w:ascii="Consolas" w:hAnsi="Consolas"/>
+                <w:color w:val="E6E6E6"/>
+                <w:sz w:val="19"/>
+              </w:rPr>
+              <w:t>MotorCommand: dir=1 duty=155</w:t>
+            </w:r>
+          </w:p>
+          <w:p>
+            <w:pPr>
+              <w:spacing w:after="0"/>
+            </w:pPr>
+            <w:r>
+              <w:rPr>
+                <w:rFonts w:ascii="Consolas" w:hAnsi="Consolas"/>
+                <w:color w:val="E6E6E6"/>
+                <w:sz w:val="19"/>
+              </w:rPr>
+              <w:t>MotorCommand: dir=1 duty=0     (최소)</w:t>
+            </w:r>
+          </w:p>
+        </w:tc>
+      </w:tr>
+    </w:tbl>
+    <w:tbl>
+      <w:tblPr>
+        <w:tblW w:type="auto" w:w="0"/>
+        <w:tblLook w:firstColumn="1" w:firstRow="1" w:lastColumn="0" w:lastRow="0" w:noHBand="0" w:noVBand="1" w:val="04A0"/>
+      </w:tblPr>
+      <w:tblGrid>
+        <w:gridCol w:w="9386"/>
+      </w:tblGrid>
+      <w:tr>
+        <w:tc>
+          <w:tcPr>
+            <w:tcW w:type="dxa" w:w="9386"/>
+            <w:shd w:fill="EDFBF3"/>
+          </w:tcPr>
+          <w:p>
+            <w:r/>
+            <w:r>
+              <w:rPr>
+                <w:b/>
+                <w:sz w:val="22"/>
+              </w:rPr>
+              <w:t>작업 요약</w:t>
+            </w:r>
+          </w:p>
+          <w:p>
+            <w:r>
+              <w:rPr>
+                <w:sz w:val="20"/>
+              </w:rPr>
+              <w:t>• 가변저항 회전에 따라 duty가 0~998까지 부드럽게 추종하는 것을 실측 확인했다.</w:t>
+            </w:r>
+          </w:p>
+          <w:p>
+            <w:r>
+              <w:rPr>
+                <w:sz w:val="20"/>
+              </w:rPr>
+              <w:t>• 정지 근처(duty 0)에서 0~7 사이의 미세한 흔들림이 관측됐다 — Phase 1-5/2에서 이미 확인한 ADC 노이즈(±1~2) 특성이 CAN을 거쳐서도 그대로 나타난 것으로, 모터 동작에 육안상 지장은 없다.</w:t>
+            </w:r>
+          </w:p>
+          <w:p>
+            <w:r>
+              <w:rPr>
+                <w:sz w:val="20"/>
+              </w:rPr>
+              <w:t>• 무한루프 없이 MotorCommand/ControlHeartbeat/MonitorHeartBeat이 안정적으로 반복됨을 재확인했다.</w:t>
+            </w:r>
+          </w:p>
+        </w:tc>
+      </w:tr>
+    </w:tbl>
+    <w:p>
+      <w:pPr>
+        <w:spacing w:before="200" w:after="120"/>
+      </w:pPr>
+      <w:r>
+        <w:rPr>
+          <w:b/>
+          <w:sz w:val="26"/>
+        </w:rPr>
+        <w:t>8.5 배선 요약</w:t>
+      </w:r>
+    </w:p>
+    <w:tbl>
+      <w:tblPr>
+        <w:tblW w:type="auto" w:w="0"/>
+        <w:tblLook w:firstColumn="1" w:firstRow="1" w:lastColumn="0" w:lastRow="0" w:noHBand="0" w:noVBand="1" w:val="04A0"/>
+      </w:tblPr>
+      <w:tblGrid>
+        <w:gridCol w:w="4693"/>
+        <w:gridCol w:w="4693"/>
+      </w:tblGrid>
+      <w:tr>
+        <w:tc>
+          <w:tcPr>
+            <w:tcW w:type="dxa" w:w="4693"/>
+            <w:shd w:fill="0F6E56"/>
+            <w:tcBorders>
+              <w:top w:val="single" w:sz="4" w:color="CCCCCC"/>
+              <w:left w:val="single" w:sz="4" w:color="CCCCCC"/>
+              <w:bottom w:val="single" w:sz="4" w:color="CCCCCC"/>
+              <w:right w:val="single" w:sz="4" w:color="CCCCCC"/>
+            </w:tcBorders>
+          </w:tcPr>
+          <w:p>
+            <w:r/>
+            <w:r>
+              <w:rPr>
+                <w:b/>
+                <w:color w:val="FFFFFF"/>
+              </w:rPr>
+              <w:t>구성</w:t>
+            </w:r>
+          </w:p>
+        </w:tc>
+        <w:tc>
+          <w:tcPr>
+            <w:tcW w:type="dxa" w:w="4693"/>
+            <w:shd w:fill="0F6E56"/>
+            <w:tcBorders>
+              <w:top w:val="single" w:sz="4" w:color="CCCCCC"/>
+              <w:left w:val="single" w:sz="4" w:color="CCCCCC"/>
+              <w:bottom w:val="single" w:sz="4" w:color="CCCCCC"/>
+              <w:right w:val="single" w:sz="4" w:color="CCCCCC"/>
+            </w:tcBorders>
+          </w:tcPr>
+          <w:p>
+            <w:r/>
+            <w:r>
+              <w:rPr>
+                <w:b/>
+                <w:color w:val="FFFFFF"/>
+              </w:rPr>
+              <w:t>연결</w:t>
+            </w:r>
+          </w:p>
+        </w:tc>
+      </w:tr>
+      <w:tr>
+        <w:tc>
+          <w:tcPr>
+            <w:tcW w:type="dxa" w:w="4693"/>
+            <w:shd w:fill="FFFFFF"/>
+            <w:tcBorders>
+              <w:top w:val="single" w:sz="4" w:color="CCCCCC"/>
+              <w:left w:val="single" w:sz="4" w:color="CCCCCC"/>
+              <w:bottom w:val="single" w:sz="4" w:color="CCCCCC"/>
+              <w:right w:val="single" w:sz="4" w:color="CCCCCC"/>
+            </w:tcBorders>
+          </w:tcPr>
+          <w:p>
+            <w:r/>
+            <w:r>
+              <w:rPr>
+                <w:sz w:val="20"/>
+              </w:rPr>
+              <w:t>엔코더 파랑/노랑</w:t>
+            </w:r>
+          </w:p>
+        </w:tc>
+        <w:tc>
+          <w:tcPr>
+            <w:tcW w:type="dxa" w:w="4693"/>
+            <w:shd w:fill="FFFFFF"/>
+            <w:tcBorders>
+              <w:top w:val="single" w:sz="4" w:color="CCCCCC"/>
+              <w:left w:val="single" w:sz="4" w:color="CCCCCC"/>
+              <w:bottom w:val="single" w:sz="4" w:color="CCCCCC"/>
+              <w:right w:val="single" w:sz="4" w:color="CCCCCC"/>
+            </w:tcBorders>
+          </w:tcPr>
+          <w:p>
+            <w:r/>
+            <w:r>
+              <w:rPr>
+                <w:sz w:val="20"/>
+              </w:rPr>
+              <w:t>3.3V / GND (극성 고정, 노랑은 STM32 GND 핀 직결 권장)</w:t>
+            </w:r>
+          </w:p>
+        </w:tc>
+      </w:tr>
+      <w:tr>
+        <w:tc>
+          <w:tcPr>
+            <w:tcW w:type="dxa" w:w="4693"/>
+            <w:shd w:fill="F1EFE8"/>
+            <w:tcBorders>
+              <w:top w:val="single" w:sz="4" w:color="CCCCCC"/>
+              <w:left w:val="single" w:sz="4" w:color="CCCCCC"/>
+              <w:bottom w:val="single" w:sz="4" w:color="CCCCCC"/>
+              <w:right w:val="single" w:sz="4" w:color="CCCCCC"/>
+            </w:tcBorders>
+          </w:tcPr>
+          <w:p>
+            <w:r/>
+            <w:r>
+              <w:rPr>
+                <w:sz w:val="20"/>
+              </w:rPr>
+              <w:t>엔코더 초록</w:t>
+            </w:r>
+          </w:p>
+        </w:tc>
+        <w:tc>
+          <w:tcPr>
+            <w:tcW w:type="dxa" w:w="4693"/>
+            <w:shd w:fill="F1EFE8"/>
+            <w:tcBorders>
+              <w:top w:val="single" w:sz="4" w:color="CCCCCC"/>
+              <w:left w:val="single" w:sz="4" w:color="CCCCCC"/>
+              <w:bottom w:val="single" w:sz="4" w:color="CCCCCC"/>
+              <w:right w:val="single" w:sz="4" w:color="CCCCCC"/>
+            </w:tcBorders>
+          </w:tcPr>
+          <w:p>
+            <w:r/>
+            <w:r>
+              <w:rPr>
+                <w:sz w:val="20"/>
+              </w:rPr>
+              <w:t>PA0 (TIM2_CH1, 유효 신호선)</w:t>
+            </w:r>
+          </w:p>
+        </w:tc>
+      </w:tr>
+      <w:tr>
+        <w:tc>
+          <w:tcPr>
+            <w:tcW w:type="dxa" w:w="4693"/>
+            <w:shd w:fill="FFFFFF"/>
+            <w:tcBorders>
+              <w:top w:val="single" w:sz="4" w:color="CCCCCC"/>
+              <w:left w:val="single" w:sz="4" w:color="CCCCCC"/>
+              <w:bottom w:val="single" w:sz="4" w:color="CCCCCC"/>
+              <w:right w:val="single" w:sz="4" w:color="CCCCCC"/>
+            </w:tcBorders>
+          </w:tcPr>
+          <w:p>
+            <w:r/>
+            <w:r>
+              <w:rPr>
+                <w:sz w:val="20"/>
+              </w:rPr>
+              <w:t>엔코더 하양</w:t>
+            </w:r>
+          </w:p>
+        </w:tc>
+        <w:tc>
+          <w:tcPr>
+            <w:tcW w:type="dxa" w:w="4693"/>
+            <w:shd w:fill="FFFFFF"/>
+            <w:tcBorders>
+              <w:top w:val="single" w:sz="4" w:color="CCCCCC"/>
+              <w:left w:val="single" w:sz="4" w:color="CCCCCC"/>
+              <w:bottom w:val="single" w:sz="4" w:color="CCCCCC"/>
+              <w:right w:val="single" w:sz="4" w:color="CCCCCC"/>
+            </w:tcBorders>
+          </w:tcPr>
+          <w:p>
+            <w:r/>
+            <w:r>
+              <w:rPr>
+                <w:sz w:val="20"/>
+              </w:rPr>
+              <w:t>미사용 (연결 안 함)</w:t>
+            </w:r>
+          </w:p>
+        </w:tc>
+      </w:tr>
+      <w:tr>
+        <w:tc>
+          <w:tcPr>
+            <w:tcW w:type="dxa" w:w="4693"/>
+            <w:shd w:fill="F1EFE8"/>
+            <w:tcBorders>
+              <w:top w:val="single" w:sz="4" w:color="CCCCCC"/>
+              <w:left w:val="single" w:sz="4" w:color="CCCCCC"/>
+              <w:bottom w:val="single" w:sz="4" w:color="CCCCCC"/>
+              <w:right w:val="single" w:sz="4" w:color="CCCCCC"/>
+            </w:tcBorders>
+          </w:tcPr>
+          <w:p>
+            <w:r/>
+            <w:r>
+              <w:rPr>
+                <w:sz w:val="20"/>
+              </w:rPr>
+              <w:t>가변저항 와이퍼</w:t>
+            </w:r>
+          </w:p>
+        </w:tc>
+        <w:tc>
+          <w:tcPr>
+            <w:tcW w:type="dxa" w:w="4693"/>
+            <w:shd w:fill="F1EFE8"/>
+            <w:tcBorders>
+              <w:top w:val="single" w:sz="4" w:color="CCCCCC"/>
+              <w:left w:val="single" w:sz="4" w:color="CCCCCC"/>
+              <w:bottom w:val="single" w:sz="4" w:color="CCCCCC"/>
+              <w:right w:val="single" w:sz="4" w:color="CCCCCC"/>
+            </w:tcBorders>
+          </w:tcPr>
+          <w:p>
+            <w:r/>
+            <w:r>
+              <w:rPr>
+                <w:sz w:val="20"/>
+              </w:rPr>
+              <w:t>PC3 (ADC1_IN13)</w:t>
+            </w:r>
+          </w:p>
+        </w:tc>
+      </w:tr>
+      <w:tr>
+        <w:tc>
+          <w:tcPr>
+            <w:tcW w:type="dxa" w:w="4693"/>
+            <w:shd w:fill="FFFFFF"/>
+            <w:tcBorders>
+              <w:top w:val="single" w:sz="4" w:color="CCCCCC"/>
+              <w:left w:val="single" w:sz="4" w:color="CCCCCC"/>
+              <w:bottom w:val="single" w:sz="4" w:color="CCCCCC"/>
+              <w:right w:val="single" w:sz="4" w:color="CCCCCC"/>
+            </w:tcBorders>
+          </w:tcPr>
+          <w:p>
+            <w:r/>
+            <w:r>
+              <w:rPr>
+                <w:sz w:val="20"/>
+              </w:rPr>
+              <w:t>트랜시버1 / 트랜시버2</w:t>
+            </w:r>
+          </w:p>
+        </w:tc>
+        <w:tc>
+          <w:tcPr>
+            <w:tcW w:type="dxa" w:w="4693"/>
+            <w:shd w:fill="FFFFFF"/>
+            <w:tcBorders>
+              <w:top w:val="single" w:sz="4" w:color="CCCCCC"/>
+              <w:left w:val="single" w:sz="4" w:color="CCCCCC"/>
+              <w:bottom w:val="single" w:sz="4" w:color="CCCCCC"/>
+              <w:right w:val="single" w:sz="4" w:color="CCCCCC"/>
+            </w:tcBorders>
+          </w:tcPr>
+          <w:p>
+            <w:r/>
+            <w:r>
+              <w:rPr>
+                <w:sz w:val="20"/>
+              </w:rPr>
+              <w:t>PB8·PB9(CAN1) / PB5·PB6(CAN2)</w:t>
+            </w:r>
+          </w:p>
+        </w:tc>
+      </w:tr>
+      <w:tr>
+        <w:tc>
+          <w:tcPr>
+            <w:tcW w:type="dxa" w:w="4693"/>
+            <w:shd w:fill="F1EFE8"/>
+            <w:tcBorders>
+              <w:top w:val="single" w:sz="4" w:color="CCCCCC"/>
+              <w:left w:val="single" w:sz="4" w:color="CCCCCC"/>
+              <w:bottom w:val="single" w:sz="4" w:color="CCCCCC"/>
+              <w:right w:val="single" w:sz="4" w:color="CCCCCC"/>
+            </w:tcBorders>
+          </w:tcPr>
+          <w:p>
+            <w:r/>
+            <w:r>
+              <w:rPr>
+                <w:sz w:val="20"/>
+              </w:rPr>
+              <w:t>종단저항 120Ω ×2</w:t>
+            </w:r>
+          </w:p>
+        </w:tc>
+        <w:tc>
+          <w:tcPr>
+            <w:tcW w:type="dxa" w:w="4693"/>
+            <w:shd w:fill="F1EFE8"/>
+            <w:tcBorders>
+              <w:top w:val="single" w:sz="4" w:color="CCCCCC"/>
+              <w:left w:val="single" w:sz="4" w:color="CCCCCC"/>
+              <w:bottom w:val="single" w:sz="4" w:color="CCCCCC"/>
+              <w:right w:val="single" w:sz="4" w:color="CCCCCC"/>
+            </w:tcBorders>
+          </w:tcPr>
+          <w:p>
+            <w:r/>
+            <w:r>
+              <w:rPr>
+                <w:sz w:val="20"/>
+              </w:rPr>
+              <w:t>각 트랜시버의 CANH-CANL 사이</w:t>
+            </w:r>
+          </w:p>
+        </w:tc>
+      </w:tr>
+    </w:tbl>
+    <w:p>
+      <w:pPr>
+        <w:spacing w:before="320" w:after="160"/>
+      </w:pPr>
+      <w:r>
+        <w:rPr>
+          <w:b/>
+          <w:color w:val="0F6E56"/>
+          <w:sz w:val="32"/>
+        </w:rPr>
+        <w:t>9. Phase 3 / 3.5 최종 결론</w:t>
+      </w:r>
+    </w:p>
+    <w:tbl>
+      <w:tblPr>
+        <w:tblW w:type="auto" w:w="0"/>
+        <w:tblLook w:firstColumn="1" w:firstRow="1" w:lastColumn="0" w:lastRow="0" w:noHBand="0" w:noVBand="1" w:val="04A0"/>
+      </w:tblPr>
+      <w:tblGrid>
+        <w:gridCol w:w="9386"/>
+      </w:tblGrid>
+      <w:tr>
+        <w:tc>
+          <w:tcPr>
+            <w:tcW w:type="dxa" w:w="9386"/>
+            <w:shd w:fill="EDFBF3"/>
+          </w:tcPr>
+          <w:p>
+            <w:r/>
+            <w:r>
+              <w:rPr>
+                <w:b/>
+                <w:sz w:val="22"/>
+              </w:rPr>
+              <w:t>완료 항목</w:t>
+            </w:r>
+          </w:p>
+          <w:p>
+            <w:r>
+              <w:rPr>
+                <w:sz w:val="20"/>
+              </w:rPr>
+              <w:t>• CAN1/CAN2 게이트웨이, ID 대역 루프 방지, DBC 설계 (Phase 3)</w:t>
+            </w:r>
+          </w:p>
+          <w:p>
+            <w:r>
+              <w:rPr>
+                <w:sz w:val="20"/>
+              </w:rPr>
+              <w:t>• CAN 명령 수신 → 실제 모터 제어 연결, 가변저항 실시간 반영 (Phase 3.5)</w:t>
+            </w:r>
+          </w:p>
+          <w:p>
+            <w:r>
+              <w:rPr>
+                <w:sz w:val="20"/>
+              </w:rPr>
+              <w:t>• 가변저항 → ADC → CAN → 게이트웨이 → 모터로 이어지는 전체 데이터 체인 완성</w:t>
+            </w:r>
+          </w:p>
+        </w:tc>
+      </w:tr>
+    </w:tbl>
+    <w:tbl>
+      <w:tblPr>
+        <w:tblW w:type="auto" w:w="0"/>
+        <w:tblLook w:firstColumn="1" w:firstRow="1" w:lastColumn="0" w:lastRow="0" w:noHBand="0" w:noVBand="1" w:val="04A0"/>
+      </w:tblPr>
+      <w:tblGrid>
+        <w:gridCol w:w="9386"/>
+      </w:tblGrid>
+      <w:tr>
+        <w:tc>
+          <w:tcPr>
+            <w:tcW w:type="dxa" w:w="9386"/>
+            <w:shd w:fill="EDF4FF"/>
+          </w:tcPr>
+          <w:p>
+            <w:r/>
+            <w:r>
+              <w:rPr>
+                <w:b/>
+                <w:sz w:val="22"/>
+              </w:rPr>
+              <w:t>다음 단계</w:t>
+            </w:r>
+          </w:p>
+          <w:p>
+            <w:r>
+              <w:rPr>
+                <w:sz w:val="20"/>
+              </w:rPr>
+              <w:t>• Phase 4: FreeRTOS 이식</w:t>
+            </w:r>
+          </w:p>
+          <w:p>
+            <w:r>
+              <w:rPr>
+                <w:sz w:val="20"/>
+              </w:rPr>
+              <w:t>• Phase 5: 라즈베리파이4 + MCP2515 + SocketCAN 노드 결합, 완전 분리된 물리 버스 구성 및 아비트레이션 실측</w:t>
             </w:r>
           </w:p>
         </w:tc>
